--- a/Backend/Templates/RelivingLetter.docx
+++ b/Backend/Templates/RelivingLetter.docx
@@ -183,7 +183,43 @@
           <w:bCs/>
           <w:u w:val="single"/>
         </w:rPr>
-        <w:t>TO WHOMSOEVER IT MAY CONCERN</w:t>
+        <w:t>TO WHOM</w:t>
+      </w:r>
+      <w:r>
+        <w:rPr>
+          <w:rFonts w:cs="Calibri"/>
+          <w:b/>
+          <w:bCs/>
+          <w:u w:val="single"/>
+        </w:rPr>
+        <w:t xml:space="preserve"> </w:t>
+      </w:r>
+      <w:r>
+        <w:rPr>
+          <w:rFonts w:cs="Calibri"/>
+          <w:b/>
+          <w:bCs/>
+          <w:u w:val="single"/>
+        </w:rPr>
+        <w:t>SO</w:t>
+      </w:r>
+      <w:r>
+        <w:rPr>
+          <w:rFonts w:cs="Calibri"/>
+          <w:b/>
+          <w:bCs/>
+          <w:u w:val="single"/>
+        </w:rPr>
+        <w:t xml:space="preserve"> </w:t>
+      </w:r>
+      <w:r>
+        <w:rPr>
+          <w:rFonts w:cs="Calibri"/>
+          <w:b/>
+          <w:bCs/>
+          <w:u w:val="single"/>
+        </w:rPr>
+        <w:t>EVER IT MAY CONCERN</w:t>
       </w:r>
     </w:p>
     <w:p>
